--- a/FinanceManager/Курсовой проект.docx
+++ b/FinanceManager/Курсовой проект.docx
@@ -456,258 +456,286 @@
         </w:rPr>
         <w:t xml:space="preserve">) была создана </w:t>
       </w:r>
+      <w:r>
+        <w:rPr>
+          <w:sz w:val="28"/>
+          <w:szCs w:val="28"/>
+          <w:lang w:val="en-US"/>
+        </w:rPr>
+        <w:t>Relay</w:t>
+      </w:r>
+      <w:r>
+        <w:rPr>
+          <w:sz w:val="28"/>
+          <w:szCs w:val="28"/>
+        </w:rPr>
+        <w:t xml:space="preserve"> </w:t>
+      </w:r>
+      <w:r>
+        <w:rPr>
+          <w:sz w:val="28"/>
+          <w:szCs w:val="28"/>
+          <w:lang w:val="en-US"/>
+        </w:rPr>
+        <w:t>Command</w:t>
+      </w:r>
+      <w:r>
+        <w:rPr>
+          <w:sz w:val="28"/>
+          <w:szCs w:val="28"/>
+        </w:rPr>
+        <w:t xml:space="preserve">, через которую можно будет в будущем удобно привязывать к кнопкам действия, которые будут прописаны в </w:t>
+      </w:r>
+      <w:r>
+        <w:rPr>
+          <w:sz w:val="28"/>
+          <w:szCs w:val="28"/>
+          <w:lang w:val="en-US"/>
+        </w:rPr>
+        <w:t>MVM</w:t>
+      </w:r>
+      <w:r>
+        <w:rPr>
+          <w:sz w:val="28"/>
+          <w:szCs w:val="28"/>
+        </w:rPr>
+        <w:t xml:space="preserve">. </w:t>
+      </w:r>
+    </w:p>
+    <w:p>
+      <w:pPr>
+        <w:rPr>
+          <w:sz w:val="28"/>
+          <w:szCs w:val="28"/>
+        </w:rPr>
+      </w:pPr>
+      <w:r>
+        <w:rPr>
+          <w:sz w:val="28"/>
+          <w:szCs w:val="28"/>
+        </w:rPr>
+        <w:t xml:space="preserve">В моделях было решено изменить значения, связанные с деньгами заменить с </w:t>
+      </w:r>
+      <w:r>
+        <w:rPr>
+          <w:sz w:val="28"/>
+          <w:szCs w:val="28"/>
+          <w:lang w:val="en-US"/>
+        </w:rPr>
+        <w:t>Decimal</w:t>
+      </w:r>
+      <w:r>
+        <w:rPr>
+          <w:sz w:val="28"/>
+          <w:szCs w:val="28"/>
+        </w:rPr>
+        <w:t xml:space="preserve"> (число с дробным значением) на </w:t>
+      </w:r>
+      <w:r>
+        <w:rPr>
+          <w:sz w:val="28"/>
+          <w:szCs w:val="28"/>
+          <w:lang w:val="en-US"/>
+        </w:rPr>
+        <w:t>Integer</w:t>
+      </w:r>
+      <w:r>
+        <w:rPr>
+          <w:sz w:val="28"/>
+          <w:szCs w:val="28"/>
+        </w:rPr>
+        <w:t xml:space="preserve"> (простое число), во избежание просчётов. В итоге были созданы все остальные модели для баз данных, которых всего пять: пользователи, транзакции, повторяющиеся транзакции, бюджет и категории. </w:t>
+      </w:r>
+    </w:p>
+    <w:p>
+      <w:pPr>
+        <w:rPr>
+          <w:sz w:val="28"/>
+          <w:szCs w:val="28"/>
+        </w:rPr>
+      </w:pPr>
+      <w:r>
+        <w:rPr>
+          <w:sz w:val="28"/>
+          <w:szCs w:val="28"/>
+        </w:rPr>
+        <w:lastRenderedPageBreak/>
+        <w:t>Потом я н</w:t>
+      </w:r>
+      <w:r>
+        <w:rPr>
+          <w:sz w:val="28"/>
+          <w:szCs w:val="28"/>
+        </w:rPr>
+        <w:t xml:space="preserve">ачал создавать </w:t>
+      </w:r>
+      <w:r>
+        <w:rPr>
+          <w:sz w:val="28"/>
+          <w:szCs w:val="28"/>
+        </w:rPr>
+        <w:t xml:space="preserve">методы для трат и бюджета, пока только добавление, но в скором времени и другие. </w:t>
+      </w:r>
+    </w:p>
+    <w:p>
+      <w:pPr>
+        <w:rPr>
+          <w:sz w:val="28"/>
+          <w:szCs w:val="28"/>
+        </w:rPr>
+      </w:pPr>
+      <w:r>
+        <w:rPr>
+          <w:sz w:val="28"/>
+          <w:szCs w:val="28"/>
+        </w:rPr>
+        <w:t xml:space="preserve">С первой проблемой с которой я столкнулся при создании – это перенос базы данных с </w:t>
+      </w:r>
+      <w:r>
+        <w:rPr>
+          <w:sz w:val="28"/>
+          <w:szCs w:val="28"/>
+          <w:lang w:val="en-US"/>
+        </w:rPr>
+        <w:t>MySQL</w:t>
+      </w:r>
+      <w:r>
+        <w:rPr>
+          <w:sz w:val="28"/>
+          <w:szCs w:val="28"/>
+        </w:rPr>
+        <w:t xml:space="preserve"> на </w:t>
+      </w:r>
+      <w:r>
+        <w:rPr>
+          <w:sz w:val="28"/>
+          <w:szCs w:val="28"/>
+          <w:lang w:val="en-US"/>
+        </w:rPr>
+        <w:t>PostgreSQL</w:t>
+      </w:r>
+      <w:r>
+        <w:rPr>
+          <w:sz w:val="28"/>
+          <w:szCs w:val="28"/>
+        </w:rPr>
+        <w:t xml:space="preserve">. Сначала я не мог её перенести из-за непонимания как работает </w:t>
+      </w:r>
+      <w:r>
+        <w:rPr>
+          <w:sz w:val="28"/>
+          <w:szCs w:val="28"/>
+          <w:lang w:val="en-US"/>
+        </w:rPr>
+        <w:t>PostgreSQL</w:t>
+      </w:r>
+      <w:r>
+        <w:rPr>
+          <w:sz w:val="28"/>
+          <w:szCs w:val="28"/>
+        </w:rPr>
+        <w:t xml:space="preserve">, ведь она явно сложнее в использовании, поэтому я начал разбираться. Для её </w:t>
+      </w:r>
+      <w:r>
+        <w:rPr>
+          <w:sz w:val="28"/>
+          <w:szCs w:val="28"/>
+        </w:rPr>
+        <w:t xml:space="preserve">внедрения в проект я скачал </w:t>
+      </w:r>
+      <w:r>
+        <w:rPr>
+          <w:sz w:val="28"/>
+          <w:szCs w:val="28"/>
+          <w:lang w:val="en-US"/>
+        </w:rPr>
+        <w:t>PostgreSQL</w:t>
+      </w:r>
+      <w:r>
+        <w:rPr>
+          <w:sz w:val="28"/>
+          <w:szCs w:val="28"/>
+        </w:rPr>
+        <w:t xml:space="preserve"> с сайта </w:t>
+      </w:r>
+      <w:proofErr w:type="spellStart"/>
+      <w:r>
+        <w:rPr>
+          <w:sz w:val="28"/>
+          <w:szCs w:val="28"/>
+        </w:rPr>
+        <w:t>EnterpriseDB</w:t>
+      </w:r>
+      <w:proofErr w:type="spellEnd"/>
+      <w:r>
+        <w:rPr>
+          <w:sz w:val="28"/>
+          <w:szCs w:val="28"/>
+        </w:rPr>
+        <w:t xml:space="preserve">, через командную строку создал базу данных и для отображения таблиц в ней я пользовался </w:t>
+      </w:r>
+      <w:proofErr w:type="spellStart"/>
+      <w:r>
+        <w:rPr>
+          <w:sz w:val="28"/>
+          <w:szCs w:val="28"/>
+          <w:lang w:val="en-US"/>
+        </w:rPr>
+        <w:t>PgAdmin</w:t>
+      </w:r>
+      <w:proofErr w:type="spellEnd"/>
+      <w:r>
+        <w:rPr>
+          <w:sz w:val="28"/>
+          <w:szCs w:val="28"/>
+        </w:rPr>
+        <w:t xml:space="preserve"> 4 и создал одну миграцию для всех таблиц сразу. </w:t>
+      </w:r>
+    </w:p>
+    <w:p>
+      <w:pPr>
+        <w:rPr>
+          <w:sz w:val="28"/>
+          <w:szCs w:val="28"/>
+        </w:rPr>
+      </w:pPr>
+      <w:r>
+        <w:rPr>
+          <w:sz w:val="28"/>
+          <w:szCs w:val="28"/>
+        </w:rPr>
+        <w:t>После чего з</w:t>
+      </w:r>
+      <w:r>
+        <w:rPr>
+          <w:sz w:val="28"/>
+          <w:szCs w:val="28"/>
+        </w:rPr>
+        <w:t xml:space="preserve">анялся отображением </w:t>
+      </w:r>
+      <w:r>
+        <w:rPr>
+          <w:sz w:val="28"/>
+          <w:szCs w:val="28"/>
+        </w:rPr>
+        <w:t>списка категорий и сортиров</w:t>
+      </w:r>
+      <w:r>
+        <w:rPr>
+          <w:sz w:val="28"/>
+          <w:szCs w:val="28"/>
+        </w:rPr>
+        <w:t>кой</w:t>
+      </w:r>
+      <w:r>
+        <w:rPr>
+          <w:sz w:val="28"/>
+          <w:szCs w:val="28"/>
+        </w:rPr>
+        <w:t xml:space="preserve"> транзакций по дате и категориям.</w:t>
+      </w:r>
       <w:bookmarkStart w:id="0" w:name="_GoBack"/>
       <w:bookmarkEnd w:id="0"/>
-      <w:r>
-        <w:rPr>
-          <w:sz w:val="28"/>
-          <w:szCs w:val="28"/>
-          <w:lang w:val="en-US"/>
-        </w:rPr>
-        <w:t>Relay</w:t>
-      </w:r>
-      <w:r>
-        <w:rPr>
-          <w:sz w:val="28"/>
-          <w:szCs w:val="28"/>
-        </w:rPr>
-        <w:t xml:space="preserve"> </w:t>
-      </w:r>
-      <w:r>
-        <w:rPr>
-          <w:sz w:val="28"/>
-          <w:szCs w:val="28"/>
-          <w:lang w:val="en-US"/>
-        </w:rPr>
-        <w:t>Command</w:t>
-      </w:r>
-      <w:r>
-        <w:rPr>
-          <w:sz w:val="28"/>
-          <w:szCs w:val="28"/>
-        </w:rPr>
-        <w:t xml:space="preserve">, через которую можно будет в будущем удобно привязывать к кнопкам действия, которые будут прописаны в </w:t>
-      </w:r>
-      <w:r>
-        <w:rPr>
-          <w:sz w:val="28"/>
-          <w:szCs w:val="28"/>
-          <w:lang w:val="en-US"/>
-        </w:rPr>
-        <w:t>MVM</w:t>
-      </w:r>
-      <w:r>
-        <w:rPr>
-          <w:sz w:val="28"/>
-          <w:szCs w:val="28"/>
-        </w:rPr>
-        <w:t xml:space="preserve">. </w:t>
-      </w:r>
-    </w:p>
-    <w:p>
-      <w:pPr>
-        <w:rPr>
-          <w:sz w:val="28"/>
-          <w:szCs w:val="28"/>
-        </w:rPr>
-      </w:pPr>
-      <w:r>
-        <w:rPr>
-          <w:sz w:val="28"/>
-          <w:szCs w:val="28"/>
-        </w:rPr>
-        <w:t xml:space="preserve">В моделях было решено изменить значения, связанные с деньгами заменить с </w:t>
-      </w:r>
-      <w:r>
-        <w:rPr>
-          <w:sz w:val="28"/>
-          <w:szCs w:val="28"/>
-          <w:lang w:val="en-US"/>
-        </w:rPr>
-        <w:t>Decimal</w:t>
-      </w:r>
-      <w:r>
-        <w:rPr>
-          <w:sz w:val="28"/>
-          <w:szCs w:val="28"/>
-        </w:rPr>
-        <w:t xml:space="preserve"> (число с дробным значением) на </w:t>
-      </w:r>
-      <w:r>
-        <w:rPr>
-          <w:sz w:val="28"/>
-          <w:szCs w:val="28"/>
-          <w:lang w:val="en-US"/>
-        </w:rPr>
-        <w:t>Integer</w:t>
-      </w:r>
-      <w:r>
-        <w:rPr>
-          <w:sz w:val="28"/>
-          <w:szCs w:val="28"/>
-        </w:rPr>
-        <w:t xml:space="preserve"> (простое число), во избежание просчётов. В итоге были созданы все остальные модели для баз данных, которых всего пять: пользователи, транзакции, повторяющиеся транзакции, бюджет и категории. </w:t>
-      </w:r>
-    </w:p>
-    <w:p>
-      <w:pPr>
-        <w:rPr>
-          <w:sz w:val="28"/>
-          <w:szCs w:val="28"/>
-        </w:rPr>
-      </w:pPr>
-      <w:r>
-        <w:rPr>
-          <w:sz w:val="28"/>
-          <w:szCs w:val="28"/>
-        </w:rPr>
-        <w:lastRenderedPageBreak/>
-        <w:t xml:space="preserve">Начал создавать </w:t>
-      </w:r>
-      <w:r>
-        <w:rPr>
-          <w:sz w:val="28"/>
-          <w:szCs w:val="28"/>
-        </w:rPr>
-        <w:t xml:space="preserve">методы для трат и бюджета, пока только добавление, но в скором времени и другие. </w:t>
-      </w:r>
-    </w:p>
-    <w:p>
-      <w:pPr>
-        <w:rPr>
-          <w:sz w:val="28"/>
-          <w:szCs w:val="28"/>
-        </w:rPr>
-      </w:pPr>
-      <w:r>
-        <w:rPr>
-          <w:sz w:val="28"/>
-          <w:szCs w:val="28"/>
-        </w:rPr>
-        <w:t xml:space="preserve">С первой проблемой с которой я столкнулся при создании – это перенос базы данных с </w:t>
-      </w:r>
-      <w:r>
-        <w:rPr>
-          <w:sz w:val="28"/>
-          <w:szCs w:val="28"/>
-          <w:lang w:val="en-US"/>
-        </w:rPr>
-        <w:t>MySQL</w:t>
-      </w:r>
-      <w:r>
-        <w:rPr>
-          <w:sz w:val="28"/>
-          <w:szCs w:val="28"/>
-        </w:rPr>
-        <w:t xml:space="preserve"> на </w:t>
-      </w:r>
-      <w:r>
-        <w:rPr>
-          <w:sz w:val="28"/>
-          <w:szCs w:val="28"/>
-          <w:lang w:val="en-US"/>
-        </w:rPr>
-        <w:t>PostgreSQL</w:t>
-      </w:r>
-      <w:r>
-        <w:rPr>
-          <w:sz w:val="28"/>
-          <w:szCs w:val="28"/>
-        </w:rPr>
-        <w:t xml:space="preserve">. Сначала я не мог её перенести из-за непонимания как работает </w:t>
-      </w:r>
-      <w:r>
-        <w:rPr>
-          <w:sz w:val="28"/>
-          <w:szCs w:val="28"/>
-          <w:lang w:val="en-US"/>
-        </w:rPr>
-        <w:t>PostgreSQL</w:t>
-      </w:r>
-      <w:r>
-        <w:rPr>
-          <w:sz w:val="28"/>
-          <w:szCs w:val="28"/>
-        </w:rPr>
-        <w:t xml:space="preserve">, ведь она явно сложнее в использовании, поэтому я начал разбираться. Для её </w:t>
-      </w:r>
-      <w:r>
-        <w:rPr>
-          <w:sz w:val="28"/>
-          <w:szCs w:val="28"/>
-        </w:rPr>
-        <w:t xml:space="preserve">внедрения в проект я скачал </w:t>
-      </w:r>
-      <w:r>
-        <w:rPr>
-          <w:sz w:val="28"/>
-          <w:szCs w:val="28"/>
-          <w:lang w:val="en-US"/>
-        </w:rPr>
-        <w:t>PostgreSQL</w:t>
-      </w:r>
-      <w:r>
-        <w:rPr>
-          <w:sz w:val="28"/>
-          <w:szCs w:val="28"/>
-        </w:rPr>
-        <w:t xml:space="preserve"> с сайта </w:t>
-      </w:r>
-      <w:proofErr w:type="spellStart"/>
-      <w:r>
-        <w:rPr>
-          <w:sz w:val="28"/>
-          <w:szCs w:val="28"/>
-        </w:rPr>
-        <w:t>EnterpriseDB</w:t>
-      </w:r>
-      <w:proofErr w:type="spellEnd"/>
-      <w:r>
-        <w:rPr>
-          <w:sz w:val="28"/>
-          <w:szCs w:val="28"/>
-        </w:rPr>
-        <w:t xml:space="preserve">, через командную строку создал базу данных и для отображения таблиц в ней я пользовался </w:t>
-      </w:r>
-      <w:proofErr w:type="spellStart"/>
-      <w:r>
-        <w:rPr>
-          <w:sz w:val="28"/>
-          <w:szCs w:val="28"/>
-          <w:lang w:val="en-US"/>
-        </w:rPr>
-        <w:t>PgAdmin</w:t>
-      </w:r>
-      <w:proofErr w:type="spellEnd"/>
-      <w:r>
-        <w:rPr>
-          <w:sz w:val="28"/>
-          <w:szCs w:val="28"/>
-        </w:rPr>
-        <w:t xml:space="preserve"> 4 и создал одну миграцию для всех таблиц сразу. </w:t>
-      </w:r>
-    </w:p>
-    <w:p>
-      <w:pPr>
-        <w:rPr>
-          <w:sz w:val="28"/>
-          <w:szCs w:val="28"/>
-        </w:rPr>
-      </w:pPr>
-      <w:r>
-        <w:rPr>
-          <w:sz w:val="28"/>
-          <w:szCs w:val="28"/>
-        </w:rPr>
-        <w:t xml:space="preserve">Занялся отображением </w:t>
-      </w:r>
-      <w:r>
-        <w:rPr>
-          <w:sz w:val="28"/>
-          <w:szCs w:val="28"/>
-        </w:rPr>
-        <w:t>списка категорий и сортировки транзакций по дате и категориям.</w:t>
-      </w:r>
     </w:p>
     <w:sectPr>
       <w:pgSz w:w="11906" w:h="16838"/>
@@ -1553,7 +1581,7 @@
 </file>
 
 <file path=customXml/itemProps1.xml><?xml version="1.0" encoding="utf-8"?>
-<ds:datastoreItem xmlns:ds="http://schemas.openxmlformats.org/officeDocument/2006/customXml" ds:itemID="{E59D8C77-67DC-4775-B85C-D1159385785E}">
+<ds:datastoreItem xmlns:ds="http://schemas.openxmlformats.org/officeDocument/2006/customXml" ds:itemID="{4603E21A-F4E8-4F04-AAF6-B5CEE3703FE0}">
   <ds:schemaRefs>
     <ds:schemaRef ds:uri="http://schemas.openxmlformats.org/officeDocument/2006/bibliography"/>
   </ds:schemaRefs>

--- a/FinanceManager/Курсовой проект.docx
+++ b/FinanceManager/Курсовой проект.docx
@@ -2,6 +2,42 @@
 <file path=word/document.xml><?xml version="1.0" encoding="utf-8"?>
 <w:document xmlns:wpc="http://schemas.microsoft.com/office/word/2010/wordprocessingCanvas" xmlns:mc="http://schemas.openxmlformats.org/markup-compatibility/2006" xmlns:o="urn:schemas-microsoft-com:office:office" xmlns:r="http://schemas.openxmlformats.org/officeDocument/2006/relationships" xmlns:m="http://schemas.openxmlformats.org/officeDocument/2006/math" xmlns:v="urn:schemas-microsoft-com:vml" xmlns:wp14="http://schemas.microsoft.com/office/word/2010/wordprocessingDrawing" xmlns:wp="http://schemas.openxmlformats.org/drawingml/2006/wordprocessingDrawing" xmlns:w10="urn:schemas-microsoft-com:office:word" xmlns:w="http://schemas.openxmlformats.org/wordprocessingml/2006/main" xmlns:w14="http://schemas.microsoft.com/office/word/2010/wordml" xmlns:w15="http://schemas.microsoft.com/office/word/2012/wordml" xmlns:wpg="http://schemas.microsoft.com/office/word/2010/wordprocessingGroup" xmlns:wpi="http://schemas.microsoft.com/office/word/2010/wordprocessingInk" xmlns:wne="http://schemas.microsoft.com/office/word/2006/wordml" xmlns:wps="http://schemas.microsoft.com/office/word/2010/wordprocessingShape" mc:Ignorable="w14 w15 wp14">
   <w:body>
+    <w:p/>
+    <w:p/>
+    <w:p/>
+    <w:p/>
+    <w:p/>
+    <w:p/>
+    <w:p/>
+    <w:p/>
+    <w:p/>
+    <w:p>
+      <w:pPr>
+        <w:rPr>
+          <w:sz w:val="72"/>
+          <w:szCs w:val="72"/>
+        </w:rPr>
+      </w:pPr>
+    </w:p>
+    <w:p>
+      <w:pPr>
+        <w:jc w:val="center"/>
+        <w:rPr>
+          <w:rFonts w:ascii="Times New Roman" w:hAnsi="Times New Roman" w:cs="Times New Roman"/>
+          <w:sz w:val="72"/>
+          <w:szCs w:val="72"/>
+          <w:lang w:val="en-US"/>
+        </w:rPr>
+      </w:pPr>
+      <w:r>
+        <w:rPr>
+          <w:rFonts w:ascii="Times New Roman" w:hAnsi="Times New Roman" w:cs="Times New Roman"/>
+          <w:sz w:val="72"/>
+          <w:szCs w:val="72"/>
+        </w:rPr>
+        <w:t>КУРСОВАЯ РАБОТА</w:t>
+      </w:r>
+    </w:p>
     <w:p>
       <w:pPr>
         <w:jc w:val="center"/>
@@ -16,16 +52,235 @@
       <w:r>
         <w:rPr>
           <w:rFonts w:ascii="Times New Roman" w:hAnsi="Times New Roman" w:cs="Times New Roman"/>
+          <w:sz w:val="56"/>
+          <w:szCs w:val="56"/>
+        </w:rPr>
+        <w:t>н</w:t>
+      </w:r>
+      <w:r>
+        <w:rPr>
+          <w:rFonts w:ascii="Times New Roman" w:hAnsi="Times New Roman" w:cs="Times New Roman"/>
+          <w:sz w:val="56"/>
+          <w:szCs w:val="56"/>
+        </w:rPr>
+        <w:t>а тему:</w:t>
+      </w:r>
+      <w:r>
+        <w:rPr>
+          <w:sz w:val="96"/>
+          <w:szCs w:val="96"/>
+        </w:rPr>
+        <w:br/>
+      </w:r>
+      <w:r>
+        <w:rPr>
+          <w:rFonts w:ascii="Times New Roman" w:hAnsi="Times New Roman" w:cs="Times New Roman"/>
           <w:b/>
-          <w:sz w:val="52"/>
-          <w:szCs w:val="52"/>
+          <w:sz w:val="40"/>
+          <w:szCs w:val="40"/>
           <w:lang w:eastAsia="ru-RU"/>
         </w:rPr>
         <w:t>"Разработка приложения “Финансовый менеджер” на базе .NET и Avalonia UI"</w:t>
       </w:r>
     </w:p>
-    <w:p/>
-    <w:p/>
+    <w:p>
+      <w:pPr>
+        <w:jc w:val="right"/>
+        <w:rPr>
+          <w:rFonts w:cstheme="minorHAnsi"/>
+          <w:sz w:val="32"/>
+          <w:szCs w:val="32"/>
+          <w:lang w:eastAsia="ru-RU"/>
+        </w:rPr>
+      </w:pPr>
+    </w:p>
+    <w:p>
+      <w:pPr>
+        <w:jc w:val="right"/>
+        <w:rPr>
+          <w:rFonts w:cstheme="minorHAnsi"/>
+          <w:sz w:val="32"/>
+          <w:szCs w:val="32"/>
+          <w:lang w:eastAsia="ru-RU"/>
+        </w:rPr>
+      </w:pPr>
+    </w:p>
+    <w:p>
+      <w:pPr>
+        <w:jc w:val="right"/>
+        <w:rPr>
+          <w:rFonts w:cstheme="minorHAnsi"/>
+          <w:sz w:val="32"/>
+          <w:szCs w:val="32"/>
+          <w:lang w:val="en-US" w:eastAsia="ru-RU"/>
+        </w:rPr>
+      </w:pPr>
+      <w:r>
+        <w:rPr>
+          <w:rFonts w:cstheme="minorHAnsi"/>
+          <w:sz w:val="32"/>
+          <w:szCs w:val="32"/>
+          <w:lang w:eastAsia="ru-RU"/>
+        </w:rPr>
+        <w:t>Выполнил</w:t>
+      </w:r>
+      <w:r>
+        <w:rPr>
+          <w:rFonts w:cstheme="minorHAnsi"/>
+          <w:sz w:val="32"/>
+          <w:szCs w:val="32"/>
+          <w:lang w:val="en-US" w:eastAsia="ru-RU"/>
+        </w:rPr>
+        <w:t>:</w:t>
+      </w:r>
+    </w:p>
+    <w:p>
+      <w:pPr>
+        <w:jc w:val="right"/>
+        <w:rPr>
+          <w:rFonts w:cstheme="minorHAnsi"/>
+          <w:sz w:val="32"/>
+          <w:szCs w:val="32"/>
+          <w:lang w:eastAsia="ru-RU"/>
+        </w:rPr>
+      </w:pPr>
+      <w:r>
+        <w:rPr>
+          <w:rFonts w:cstheme="minorHAnsi"/>
+          <w:sz w:val="32"/>
+          <w:szCs w:val="32"/>
+          <w:lang w:eastAsia="ru-RU"/>
+        </w:rPr>
+        <w:t>Студент группы Ефимов Г.А.</w:t>
+      </w:r>
+    </w:p>
+    <w:p>
+      <w:pPr>
+        <w:jc w:val="right"/>
+        <w:rPr>
+          <w:rFonts w:cstheme="minorHAnsi"/>
+          <w:sz w:val="32"/>
+          <w:szCs w:val="32"/>
+          <w:lang w:val="en-US" w:eastAsia="ru-RU"/>
+        </w:rPr>
+      </w:pPr>
+      <w:r>
+        <w:rPr>
+          <w:rFonts w:cstheme="minorHAnsi"/>
+          <w:sz w:val="32"/>
+          <w:szCs w:val="32"/>
+          <w:lang w:eastAsia="ru-RU"/>
+        </w:rPr>
+        <w:t>Проверил</w:t>
+      </w:r>
+      <w:r>
+        <w:rPr>
+          <w:rFonts w:cstheme="minorHAnsi"/>
+          <w:sz w:val="32"/>
+          <w:szCs w:val="32"/>
+          <w:lang w:val="en-US" w:eastAsia="ru-RU"/>
+        </w:rPr>
+        <w:t>:</w:t>
+      </w:r>
+    </w:p>
+    <w:p>
+      <w:pPr>
+        <w:jc w:val="right"/>
+        <w:rPr>
+          <w:rFonts w:cstheme="minorHAnsi"/>
+          <w:sz w:val="32"/>
+          <w:szCs w:val="32"/>
+          <w:lang w:val="en-US"/>
+        </w:rPr>
+      </w:pPr>
+      <w:r>
+        <w:rPr>
+          <w:rFonts w:cstheme="minorHAnsi"/>
+          <w:sz w:val="32"/>
+          <w:szCs w:val="32"/>
+          <w:lang w:eastAsia="ru-RU"/>
+        </w:rPr>
+        <w:t xml:space="preserve">Преподаватель, </w:t>
+      </w:r>
+      <w:r>
+        <w:rPr>
+          <w:rFonts w:cstheme="minorHAnsi"/>
+          <w:sz w:val="32"/>
+          <w:szCs w:val="32"/>
+          <w:lang w:eastAsia="ru-RU"/>
+        </w:rPr>
+        <w:t>Тимохин И.А.</w:t>
+      </w:r>
+    </w:p>
+    <w:p>
+      <w:pPr>
+        <w:rPr>
+          <w:sz w:val="28"/>
+          <w:szCs w:val="28"/>
+        </w:rPr>
+      </w:pPr>
+    </w:p>
+    <w:p>
+      <w:pPr>
+        <w:rPr>
+          <w:b/>
+          <w:sz w:val="28"/>
+          <w:szCs w:val="28"/>
+        </w:rPr>
+      </w:pPr>
+    </w:p>
+    <w:p>
+      <w:pPr>
+        <w:rPr>
+          <w:b/>
+          <w:sz w:val="28"/>
+          <w:szCs w:val="28"/>
+        </w:rPr>
+      </w:pPr>
+    </w:p>
+    <w:p>
+      <w:pPr>
+        <w:rPr>
+          <w:b/>
+          <w:sz w:val="28"/>
+          <w:szCs w:val="28"/>
+        </w:rPr>
+      </w:pPr>
+    </w:p>
+    <w:p>
+      <w:pPr>
+        <w:rPr>
+          <w:b/>
+          <w:sz w:val="28"/>
+          <w:szCs w:val="28"/>
+        </w:rPr>
+      </w:pPr>
+    </w:p>
+    <w:p>
+      <w:pPr>
+        <w:jc w:val="center"/>
+        <w:rPr>
+          <w:sz w:val="28"/>
+          <w:szCs w:val="28"/>
+        </w:rPr>
+      </w:pPr>
+      <w:r>
+        <w:rPr>
+          <w:sz w:val="28"/>
+          <w:szCs w:val="28"/>
+        </w:rPr>
+        <w:t>Пермь 2026</w:t>
+      </w:r>
+    </w:p>
+    <w:p>
+      <w:pPr>
+        <w:rPr>
+          <w:b/>
+          <w:sz w:val="28"/>
+          <w:szCs w:val="28"/>
+        </w:rPr>
+      </w:pPr>
+    </w:p>
     <w:p>
       <w:pPr>
         <w:rPr>
@@ -198,30 +453,7 @@
           <w:sz w:val="28"/>
           <w:szCs w:val="28"/>
         </w:rPr>
-        <w:t xml:space="preserve">Разработать интерфейс через </w:t>
-      </w:r>
-      <w:r>
-        <w:rPr>
-          <w:sz w:val="28"/>
-          <w:szCs w:val="28"/>
-          <w:lang w:val="en-US"/>
-        </w:rPr>
-        <w:t>Avalonia</w:t>
-      </w:r>
-      <w:r>
-        <w:rPr>
-          <w:sz w:val="28"/>
-          <w:szCs w:val="28"/>
-        </w:rPr>
-        <w:t xml:space="preserve"> </w:t>
-      </w:r>
-      <w:r>
-        <w:rPr>
-          <w:sz w:val="28"/>
-          <w:szCs w:val="28"/>
-          <w:lang w:val="en-US"/>
-        </w:rPr>
-        <w:t>UI</w:t>
+        <w:t>Добавить создание и чтение отчёта для экспорта расходов</w:t>
       </w:r>
     </w:p>
     <w:p>
@@ -231,26 +463,79 @@
           <w:ilvl w:val="0"/>
           <w:numId w:val="1"/>
         </w:numPr>
-      </w:pPr>
-      <w:r>
-        <w:rPr>
-          <w:sz w:val="28"/>
-          <w:szCs w:val="28"/>
-        </w:rPr>
-        <w:t>До</w:t>
-      </w:r>
-      <w:r>
-        <w:rPr>
-          <w:sz w:val="28"/>
-          <w:szCs w:val="28"/>
-        </w:rPr>
-        <w:t>бавить создание и чтение отчёта для экспорта расходов</w:t>
-      </w:r>
-      <w:r>
-        <w:br/>
-      </w:r>
-    </w:p>
-    <w:p/>
+        <w:rPr>
+          <w:sz w:val="28"/>
+          <w:szCs w:val="28"/>
+        </w:rPr>
+      </w:pPr>
+      <w:r>
+        <w:rPr>
+          <w:sz w:val="28"/>
+          <w:szCs w:val="28"/>
+        </w:rPr>
+        <w:t xml:space="preserve">Разработать интерфейс через </w:t>
+      </w:r>
+      <w:r>
+        <w:rPr>
+          <w:sz w:val="28"/>
+          <w:szCs w:val="28"/>
+          <w:lang w:val="en-US"/>
+        </w:rPr>
+        <w:t>Avalonia</w:t>
+      </w:r>
+      <w:r>
+        <w:rPr>
+          <w:sz w:val="28"/>
+          <w:szCs w:val="28"/>
+        </w:rPr>
+        <w:t xml:space="preserve"> </w:t>
+      </w:r>
+      <w:r>
+        <w:rPr>
+          <w:sz w:val="28"/>
+          <w:szCs w:val="28"/>
+          <w:lang w:val="en-US"/>
+        </w:rPr>
+        <w:t>UI</w:t>
+      </w:r>
+    </w:p>
+    <w:p>
+      <w:pPr>
+        <w:pStyle w:val="a3"/>
+        <w:numPr>
+          <w:ilvl w:val="0"/>
+          <w:numId w:val="1"/>
+        </w:numPr>
+        <w:rPr>
+          <w:sz w:val="28"/>
+          <w:szCs w:val="28"/>
+        </w:rPr>
+      </w:pPr>
+      <w:r>
+        <w:rPr>
+          <w:sz w:val="28"/>
+          <w:szCs w:val="28"/>
+        </w:rPr>
+        <w:t xml:space="preserve">Создать удобный запуск проекта через </w:t>
+      </w:r>
+      <w:r>
+        <w:rPr>
+          <w:sz w:val="28"/>
+          <w:szCs w:val="28"/>
+          <w:lang w:val="en-US"/>
+        </w:rPr>
+        <w:t>Docker</w:t>
+      </w:r>
+    </w:p>
+    <w:p>
+      <w:pPr>
+        <w:ind w:left="360"/>
+        <w:rPr>
+          <w:sz w:val="28"/>
+          <w:szCs w:val="28"/>
+        </w:rPr>
+      </w:pPr>
+    </w:p>
     <w:p>
       <w:pPr>
         <w:rPr>
@@ -332,14 +617,7 @@
           <w:sz w:val="28"/>
           <w:szCs w:val="28"/>
         </w:rPr>
-        <w:t>хе</w:t>
-      </w:r>
-      <w:r>
-        <w:rPr>
-          <w:sz w:val="28"/>
-          <w:szCs w:val="28"/>
-        </w:rPr>
-        <w:t>шер</w:t>
+        <w:t>хешер</w:t>
       </w:r>
       <w:proofErr w:type="spellEnd"/>
       <w:r>
@@ -559,52 +837,82 @@
           <w:sz w:val="28"/>
           <w:szCs w:val="28"/>
         </w:rPr>
+        <w:t>Потом я н</w:t>
+      </w:r>
+      <w:r>
+        <w:rPr>
+          <w:sz w:val="28"/>
+          <w:szCs w:val="28"/>
+        </w:rPr>
+        <w:t xml:space="preserve">ачал создавать методы для трат и бюджета, пока только добавление, но в скором времени и другие. </w:t>
+      </w:r>
+    </w:p>
+    <w:p>
+      <w:pPr>
+        <w:rPr>
+          <w:sz w:val="28"/>
+          <w:szCs w:val="28"/>
+        </w:rPr>
+      </w:pPr>
+      <w:r>
+        <w:rPr>
+          <w:sz w:val="28"/>
+          <w:szCs w:val="28"/>
+        </w:rPr>
+        <w:t xml:space="preserve">С первой проблемой с которой я столкнулся при создании – это перенос базы данных с </w:t>
+      </w:r>
+      <w:r>
+        <w:rPr>
+          <w:sz w:val="28"/>
+          <w:szCs w:val="28"/>
+          <w:lang w:val="en-US"/>
+        </w:rPr>
+        <w:t>MySQL</w:t>
+      </w:r>
+      <w:r>
+        <w:rPr>
+          <w:sz w:val="28"/>
+          <w:szCs w:val="28"/>
+        </w:rPr>
+        <w:t xml:space="preserve"> на </w:t>
+      </w:r>
+      <w:r>
+        <w:rPr>
+          <w:sz w:val="28"/>
+          <w:szCs w:val="28"/>
+          <w:lang w:val="en-US"/>
+        </w:rPr>
+        <w:t>PostgreSQL</w:t>
+      </w:r>
+      <w:r>
+        <w:rPr>
+          <w:sz w:val="28"/>
+          <w:szCs w:val="28"/>
+        </w:rPr>
+        <w:t xml:space="preserve">. Сначала я не мог её перенести из-за непонимания как работает </w:t>
+      </w:r>
+      <w:r>
+        <w:rPr>
+          <w:sz w:val="28"/>
+          <w:szCs w:val="28"/>
+          <w:lang w:val="en-US"/>
+        </w:rPr>
+        <w:t>PostgreSQL</w:t>
+      </w:r>
+      <w:r>
+        <w:rPr>
+          <w:sz w:val="28"/>
+          <w:szCs w:val="28"/>
+        </w:rPr>
+        <w:t xml:space="preserve">, ведь она явно сложнее в использовании, поэтому я начал разбираться. Для её внедрения в проект я </w:t>
+      </w:r>
+      <w:r>
+        <w:rPr>
+          <w:sz w:val="28"/>
+          <w:szCs w:val="28"/>
+        </w:rPr>
         <w:lastRenderedPageBreak/>
-        <w:t>Потом я н</w:t>
-      </w:r>
-      <w:r>
-        <w:rPr>
-          <w:sz w:val="28"/>
-          <w:szCs w:val="28"/>
-        </w:rPr>
-        <w:t xml:space="preserve">ачал создавать </w:t>
-      </w:r>
-      <w:r>
-        <w:rPr>
-          <w:sz w:val="28"/>
-          <w:szCs w:val="28"/>
-        </w:rPr>
-        <w:t xml:space="preserve">методы для трат и бюджета, пока только добавление, но в скором времени и другие. </w:t>
-      </w:r>
-    </w:p>
-    <w:p>
-      <w:pPr>
-        <w:rPr>
-          <w:sz w:val="28"/>
-          <w:szCs w:val="28"/>
-        </w:rPr>
-      </w:pPr>
-      <w:r>
-        <w:rPr>
-          <w:sz w:val="28"/>
-          <w:szCs w:val="28"/>
-        </w:rPr>
-        <w:t xml:space="preserve">С первой проблемой с которой я столкнулся при создании – это перенос базы данных с </w:t>
-      </w:r>
-      <w:r>
-        <w:rPr>
-          <w:sz w:val="28"/>
-          <w:szCs w:val="28"/>
-          <w:lang w:val="en-US"/>
-        </w:rPr>
-        <w:t>MySQL</w:t>
-      </w:r>
-      <w:r>
-        <w:rPr>
-          <w:sz w:val="28"/>
-          <w:szCs w:val="28"/>
-        </w:rPr>
-        <w:t xml:space="preserve"> на </w:t>
+        <w:t xml:space="preserve">скачал </w:t>
       </w:r>
       <w:r>
         <w:rPr>
@@ -619,43 +927,6 @@
           <w:sz w:val="28"/>
           <w:szCs w:val="28"/>
         </w:rPr>
-        <w:t xml:space="preserve">. Сначала я не мог её перенести из-за непонимания как работает </w:t>
-      </w:r>
-      <w:r>
-        <w:rPr>
-          <w:sz w:val="28"/>
-          <w:szCs w:val="28"/>
-          <w:lang w:val="en-US"/>
-        </w:rPr>
-        <w:t>PostgreSQL</w:t>
-      </w:r>
-      <w:r>
-        <w:rPr>
-          <w:sz w:val="28"/>
-          <w:szCs w:val="28"/>
-        </w:rPr>
-        <w:t xml:space="preserve">, ведь она явно сложнее в использовании, поэтому я начал разбираться. Для её </w:t>
-      </w:r>
-      <w:r>
-        <w:rPr>
-          <w:sz w:val="28"/>
-          <w:szCs w:val="28"/>
-        </w:rPr>
-        <w:t xml:space="preserve">внедрения в проект я скачал </w:t>
-      </w:r>
-      <w:r>
-        <w:rPr>
-          <w:sz w:val="28"/>
-          <w:szCs w:val="28"/>
-          <w:lang w:val="en-US"/>
-        </w:rPr>
-        <w:t>PostgreSQL</w:t>
-      </w:r>
-      <w:r>
-        <w:rPr>
-          <w:sz w:val="28"/>
-          <w:szCs w:val="28"/>
-        </w:rPr>
         <w:t xml:space="preserve"> с сайта </w:t>
       </w:r>
       <w:proofErr w:type="spellStart"/>
@@ -718,24 +989,1192 @@
           <w:sz w:val="28"/>
           <w:szCs w:val="28"/>
         </w:rPr>
-        <w:t>списка категорий и сортиров</w:t>
-      </w:r>
-      <w:r>
-        <w:rPr>
-          <w:sz w:val="28"/>
-          <w:szCs w:val="28"/>
-        </w:rPr>
-        <w:t>кой</w:t>
-      </w:r>
-      <w:r>
-        <w:rPr>
-          <w:sz w:val="28"/>
-          <w:szCs w:val="28"/>
-        </w:rPr>
-        <w:t xml:space="preserve"> транзакций по дате и категориям.</w:t>
-      </w:r>
+        <w:t xml:space="preserve">списка категорий и сортировкой </w:t>
+      </w:r>
+      <w:r>
+        <w:rPr>
+          <w:sz w:val="28"/>
+          <w:szCs w:val="28"/>
+        </w:rPr>
+        <w:t>транзакций по дате и категориям, сначала списки не обновлялись и отображались плохо, позже я это исправил, добавив методы для их обновления после добавления транзакций и категорий. Так же я добавил категории по умолчанию, которые автоматически создаются при запуске приложения.</w:t>
+      </w:r>
+    </w:p>
+    <w:p>
+      <w:pPr>
+        <w:rPr>
+          <w:sz w:val="28"/>
+          <w:szCs w:val="28"/>
+        </w:rPr>
+      </w:pPr>
+      <w:r>
+        <w:rPr>
+          <w:sz w:val="28"/>
+          <w:szCs w:val="28"/>
+        </w:rPr>
+        <w:t xml:space="preserve"> На главную страницу я решил добавить просмотр размера бюджета и его состояние, которое меняется в зависимости от размера потраченных средств, например, если из бюджета потрачено более 80%, то состояние переходит в </w:t>
+      </w:r>
+      <w:r>
+        <w:rPr>
+          <w:sz w:val="28"/>
+          <w:szCs w:val="28"/>
+          <w:lang w:val="en-US"/>
+        </w:rPr>
+        <w:t>Warning</w:t>
+      </w:r>
+      <w:r>
+        <w:rPr>
+          <w:sz w:val="28"/>
+          <w:szCs w:val="28"/>
+        </w:rPr>
+        <w:t>, ещё решил добавить изменение размера бюджета.</w:t>
+      </w:r>
+    </w:p>
+    <w:p>
+      <w:pPr>
+        <w:rPr>
+          <w:sz w:val="28"/>
+          <w:szCs w:val="28"/>
+        </w:rPr>
+      </w:pPr>
+      <w:r>
+        <w:rPr>
+          <w:sz w:val="28"/>
+          <w:szCs w:val="28"/>
+        </w:rPr>
+        <w:t>Во время теста у меня возникла проблема с тем, что у пользователя в базе данных не было строк с датой создания пользователя, балансом и списком транзакций, из-за этого баланс постоянно был нулевым и при добавлении транзакций он не изменялся, пришлось полностью пересоздать базу данных для того чтобы эти строки появились.</w:t>
+      </w:r>
+    </w:p>
+    <w:p>
+      <w:pPr>
+        <w:rPr>
+          <w:sz w:val="28"/>
+          <w:szCs w:val="28"/>
+        </w:rPr>
+      </w:pPr>
+      <w:r>
+        <w:rPr>
+          <w:sz w:val="28"/>
+          <w:szCs w:val="28"/>
+        </w:rPr>
+        <w:t>Небольшие сложности у меня возникли с созданием повторяющихся транзакций (подписок), кото</w:t>
+      </w:r>
+      <w:r>
+        <w:rPr>
+          <w:sz w:val="28"/>
+          <w:szCs w:val="28"/>
+        </w:rPr>
+        <w:t xml:space="preserve">рые должны взымать плату, например, каждую неделю. Сложность была в том, что мне нужно было проверять, когда с пользователя нужно списывать сумму, делать это при каждой авторизации не удобно, поэтому был добавлен таймер на каждые 10 минут, который автоматически проверял нужно ли с кого-то из пользователей взымать плату, а также обновление некоторых частей интерфейса, изначально у меня не получалось взымать плату и определять следующую дату списания, так как для базы данных нужно было конвертировать все даты в </w:t>
+      </w:r>
+      <w:r>
+        <w:rPr>
+          <w:sz w:val="28"/>
+          <w:szCs w:val="28"/>
+          <w:lang w:val="en-US"/>
+        </w:rPr>
+        <w:t>UTC</w:t>
+      </w:r>
+      <w:r>
+        <w:rPr>
+          <w:sz w:val="28"/>
+          <w:szCs w:val="28"/>
+        </w:rPr>
+        <w:t>, то есть всемирное время, но позже я смог всё настроить и у меня получилось создать добавление и удаление подписок.</w:t>
+      </w:r>
+    </w:p>
+    <w:p>
+      <w:pPr>
+        <w:rPr>
+          <w:sz w:val="28"/>
+          <w:szCs w:val="28"/>
+        </w:rPr>
+      </w:pPr>
+      <w:r>
+        <w:rPr>
+          <w:sz w:val="28"/>
+          <w:szCs w:val="28"/>
+        </w:rPr>
+        <w:t xml:space="preserve">Теперь передо мной встала другая проблема – все методы работают исключительно для одного пользователя, то есть если создать другого пользователя, то это будет вызывать конфликты и возможно, что транзакции, категории, </w:t>
+      </w:r>
+      <w:r>
+        <w:rPr>
+          <w:sz w:val="28"/>
+          <w:szCs w:val="28"/>
+        </w:rPr>
+        <w:t xml:space="preserve">подписки и бюджет может дублироваться для остальных пользователей. Происходило это из-за того, что я не передавал идентификатор пользователя в методах и его не было практически во всех моделях, поэтому я принялся изменять методы и добавлять в них передачу и проверку идентификаторов пользователей, а в моделях добавил строку с </w:t>
+      </w:r>
+      <w:r>
+        <w:rPr>
+          <w:sz w:val="28"/>
+          <w:szCs w:val="28"/>
+        </w:rPr>
+        <w:lastRenderedPageBreak/>
+        <w:t>хранением самих идентификаторов. В итоге всё было исправлено, теперь можно создавать несколько учётных записей и каждая из них будет индивидуальна.</w:t>
+      </w:r>
+    </w:p>
+    <w:p>
+      <w:pPr>
+        <w:rPr>
+          <w:sz w:val="28"/>
+          <w:szCs w:val="28"/>
+        </w:rPr>
+      </w:pPr>
+      <w:r>
+        <w:rPr>
+          <w:sz w:val="28"/>
+          <w:szCs w:val="28"/>
+        </w:rPr>
+        <w:t xml:space="preserve">Одна из </w:t>
+      </w:r>
+      <w:r>
+        <w:rPr>
+          <w:sz w:val="28"/>
+          <w:szCs w:val="28"/>
+        </w:rPr>
+        <w:t>главных функций приложения было</w:t>
+      </w:r>
+      <w:r>
+        <w:rPr>
+          <w:sz w:val="28"/>
+          <w:szCs w:val="28"/>
+        </w:rPr>
+        <w:t xml:space="preserve"> создание просмотра отчёта и его экспорта в формате </w:t>
+      </w:r>
+      <w:r>
+        <w:rPr>
+          <w:sz w:val="28"/>
+          <w:szCs w:val="28"/>
+          <w:lang w:val="en-US"/>
+        </w:rPr>
+        <w:t>CSV</w:t>
+      </w:r>
+      <w:r>
+        <w:rPr>
+          <w:sz w:val="28"/>
+          <w:szCs w:val="28"/>
+        </w:rPr>
+        <w:t xml:space="preserve"> (</w:t>
+      </w:r>
+      <w:r>
+        <w:rPr>
+          <w:sz w:val="28"/>
+          <w:szCs w:val="28"/>
+        </w:rPr>
+        <w:t>таблицы</w:t>
+      </w:r>
+      <w:r>
+        <w:rPr>
+          <w:sz w:val="28"/>
+          <w:szCs w:val="28"/>
+        </w:rPr>
+        <w:t>)</w:t>
+      </w:r>
+      <w:r>
+        <w:rPr>
+          <w:sz w:val="28"/>
+          <w:szCs w:val="28"/>
+        </w:rPr>
+        <w:t xml:space="preserve">, я создал отдельную страницу для просмотра отчёта за определённый месяц, который можно выбрать из перечня снизу, на странице отображаются сумма ваших трат, доходов, баланс и все транзакции за этот месяц. Экспорт я решил сделать устаревшим методов </w:t>
+      </w:r>
+      <w:proofErr w:type="spellStart"/>
+      <w:r>
+        <w:rPr>
+          <w:sz w:val="28"/>
+          <w:szCs w:val="28"/>
+        </w:rPr>
+        <w:t>SaveFileDialog</w:t>
+      </w:r>
+      <w:proofErr w:type="spellEnd"/>
+      <w:r>
+        <w:rPr>
+          <w:sz w:val="28"/>
+          <w:szCs w:val="28"/>
+        </w:rPr>
+        <w:t xml:space="preserve">, так как он мне показался несложным и удобным. При нажатии на кнопку экспорта появляется диалоговое окно с </w:t>
+      </w:r>
+      <w:r>
+        <w:rPr>
+          <w:sz w:val="28"/>
+          <w:szCs w:val="28"/>
+        </w:rPr>
+        <w:t xml:space="preserve">выбором места сохранения отчёта, после сохранения в выбранном вами месте создаётся файл в формате </w:t>
+      </w:r>
+      <w:r>
+        <w:rPr>
+          <w:sz w:val="28"/>
+          <w:szCs w:val="28"/>
+          <w:lang w:val="en-US"/>
+        </w:rPr>
+        <w:t>CSV</w:t>
+      </w:r>
+      <w:r>
+        <w:rPr>
+          <w:sz w:val="28"/>
+          <w:szCs w:val="28"/>
+        </w:rPr>
+        <w:t>, в котором находится всё та же статистика как в просмотре отчёта.</w:t>
+      </w:r>
+    </w:p>
+    <w:p>
+      <w:pPr>
+        <w:rPr>
+          <w:sz w:val="28"/>
+          <w:szCs w:val="28"/>
+        </w:rPr>
+      </w:pPr>
+      <w:r>
+        <w:rPr>
+          <w:sz w:val="28"/>
+          <w:szCs w:val="28"/>
+        </w:rPr>
+        <w:t>После успешного создания основной логики приложения нужно создать удобный интерфейс для приятной работы в приложении, в этом мне помог ИИ, который сделал мне разметку интерфейса, в ней были недочёты, например, списки категорий и транзакций заезжали на кнопки, а при заходе в настройки рамка у этих списков не пропадала, я убрал эти ошибки и интерфейс стал готовым к использованию.</w:t>
+      </w:r>
+    </w:p>
+    <w:p>
+      <w:pPr>
+        <w:rPr>
+          <w:sz w:val="28"/>
+          <w:szCs w:val="28"/>
+        </w:rPr>
+      </w:pPr>
+      <w:r>
+        <w:rPr>
+          <w:sz w:val="28"/>
+          <w:szCs w:val="28"/>
+        </w:rPr>
+        <w:t xml:space="preserve">Последний этап разработки приложения – это создание удобного запуска через </w:t>
+      </w:r>
+      <w:r>
+        <w:rPr>
+          <w:sz w:val="28"/>
+          <w:szCs w:val="28"/>
+          <w:lang w:val="en-US"/>
+        </w:rPr>
+        <w:t>Docker</w:t>
+      </w:r>
+      <w:r>
+        <w:rPr>
+          <w:sz w:val="28"/>
+          <w:szCs w:val="28"/>
+        </w:rPr>
+        <w:t xml:space="preserve">, для этого я создал релиз приложения в формате </w:t>
+      </w:r>
+      <w:r>
+        <w:rPr>
+          <w:sz w:val="28"/>
+          <w:szCs w:val="28"/>
+        </w:rPr>
+        <w:t>.</w:t>
+      </w:r>
+      <w:r>
+        <w:rPr>
+          <w:sz w:val="28"/>
+          <w:szCs w:val="28"/>
+          <w:lang w:val="en-US"/>
+        </w:rPr>
+        <w:t>exe</w:t>
+      </w:r>
+      <w:r>
+        <w:rPr>
+          <w:sz w:val="28"/>
+          <w:szCs w:val="28"/>
+        </w:rPr>
+        <w:t xml:space="preserve">, </w:t>
+      </w:r>
+      <w:r>
+        <w:rPr>
+          <w:sz w:val="28"/>
+          <w:szCs w:val="28"/>
+        </w:rPr>
+        <w:t xml:space="preserve">скопировал нужные файлы в отдельную папку и создал </w:t>
+      </w:r>
+      <w:r>
+        <w:rPr>
+          <w:sz w:val="28"/>
+          <w:szCs w:val="28"/>
+        </w:rPr>
+        <w:t>.</w:t>
+      </w:r>
+      <w:r>
+        <w:rPr>
+          <w:sz w:val="28"/>
+          <w:szCs w:val="28"/>
+          <w:lang w:val="en-US"/>
+        </w:rPr>
+        <w:t>bat</w:t>
+      </w:r>
+      <w:r>
+        <w:rPr>
+          <w:sz w:val="28"/>
+          <w:szCs w:val="28"/>
+        </w:rPr>
+        <w:t xml:space="preserve"> файл, в котором прописал запуск приложения и создание базы данных для удобного пользования.</w:t>
+      </w:r>
+      <w:r>
+        <w:rPr>
+          <w:sz w:val="28"/>
+          <w:szCs w:val="28"/>
+        </w:rPr>
+        <w:t xml:space="preserve"> Чтобы запустить приложение, нужно скачать </w:t>
+      </w:r>
+      <w:r>
+        <w:rPr>
+          <w:sz w:val="28"/>
+          <w:szCs w:val="28"/>
+          <w:lang w:val="en-US"/>
+        </w:rPr>
+        <w:t>Docker</w:t>
+      </w:r>
+      <w:r>
+        <w:rPr>
+          <w:sz w:val="28"/>
+          <w:szCs w:val="28"/>
+        </w:rPr>
+        <w:t xml:space="preserve"> </w:t>
+      </w:r>
+      <w:r>
+        <w:rPr>
+          <w:sz w:val="28"/>
+          <w:szCs w:val="28"/>
+          <w:lang w:val="en-US"/>
+        </w:rPr>
+        <w:t>Desktop</w:t>
+      </w:r>
+      <w:r>
+        <w:rPr>
+          <w:sz w:val="28"/>
+          <w:szCs w:val="28"/>
+        </w:rPr>
+        <w:t xml:space="preserve"> </w:t>
+      </w:r>
+      <w:r>
+        <w:rPr>
+          <w:sz w:val="28"/>
+          <w:szCs w:val="28"/>
+        </w:rPr>
+        <w:t xml:space="preserve">и открыть </w:t>
+      </w:r>
+      <w:r>
+        <w:rPr>
+          <w:sz w:val="28"/>
+          <w:szCs w:val="28"/>
+        </w:rPr>
+        <w:t>.</w:t>
+      </w:r>
+      <w:r>
+        <w:rPr>
+          <w:sz w:val="28"/>
+          <w:szCs w:val="28"/>
+          <w:lang w:val="en-US"/>
+        </w:rPr>
+        <w:t>bat</w:t>
+      </w:r>
+      <w:r>
+        <w:rPr>
+          <w:sz w:val="28"/>
+          <w:szCs w:val="28"/>
+        </w:rPr>
+        <w:t xml:space="preserve"> </w:t>
+      </w:r>
+      <w:r>
+        <w:rPr>
+          <w:sz w:val="28"/>
+          <w:szCs w:val="28"/>
+        </w:rPr>
+        <w:t>файл в папке релиза, чтобы пользоваться приложением.</w:t>
+      </w:r>
+    </w:p>
+    <w:p>
+      <w:pPr>
+        <w:rPr>
+          <w:b/>
+          <w:sz w:val="28"/>
+          <w:szCs w:val="28"/>
+        </w:rPr>
+      </w:pPr>
+    </w:p>
+    <w:p>
+      <w:pPr>
+        <w:rPr>
+          <w:b/>
+          <w:sz w:val="28"/>
+          <w:szCs w:val="28"/>
+        </w:rPr>
+      </w:pPr>
+      <w:r>
+        <w:rPr>
+          <w:b/>
+          <w:sz w:val="28"/>
+          <w:szCs w:val="28"/>
+        </w:rPr>
+        <w:t>Основные функции</w:t>
+      </w:r>
+    </w:p>
+    <w:p>
+      <w:pPr>
+        <w:pStyle w:val="a3"/>
+        <w:numPr>
+          <w:ilvl w:val="0"/>
+          <w:numId w:val="3"/>
+        </w:numPr>
+        <w:rPr>
+          <w:b/>
+          <w:sz w:val="28"/>
+          <w:szCs w:val="28"/>
+        </w:rPr>
+      </w:pPr>
+      <w:r>
+        <w:rPr>
+          <w:sz w:val="28"/>
+          <w:szCs w:val="28"/>
+        </w:rPr>
+        <w:t>Регистрация и авторизация</w:t>
+      </w:r>
+    </w:p>
+    <w:p>
+      <w:pPr>
+        <w:pStyle w:val="a3"/>
+        <w:numPr>
+          <w:ilvl w:val="0"/>
+          <w:numId w:val="3"/>
+        </w:numPr>
+        <w:rPr>
+          <w:b/>
+          <w:sz w:val="28"/>
+          <w:szCs w:val="28"/>
+        </w:rPr>
+      </w:pPr>
+      <w:r>
+        <w:rPr>
+          <w:sz w:val="28"/>
+          <w:szCs w:val="28"/>
+        </w:rPr>
+        <w:t>Добавление доходов и расходов</w:t>
+      </w:r>
+    </w:p>
+    <w:p>
+      <w:pPr>
+        <w:pStyle w:val="a3"/>
+        <w:numPr>
+          <w:ilvl w:val="0"/>
+          <w:numId w:val="3"/>
+        </w:numPr>
+        <w:rPr>
+          <w:b/>
+          <w:sz w:val="28"/>
+          <w:szCs w:val="28"/>
+        </w:rPr>
+      </w:pPr>
+      <w:r>
+        <w:rPr>
+          <w:sz w:val="28"/>
+          <w:szCs w:val="28"/>
+        </w:rPr>
+        <w:t>Управление категориями</w:t>
+      </w:r>
+    </w:p>
+    <w:p>
+      <w:pPr>
+        <w:pStyle w:val="a3"/>
+        <w:numPr>
+          <w:ilvl w:val="0"/>
+          <w:numId w:val="3"/>
+        </w:numPr>
+        <w:rPr>
+          <w:b/>
+          <w:sz w:val="28"/>
+          <w:szCs w:val="28"/>
+        </w:rPr>
+      </w:pPr>
+      <w:r>
+        <w:rPr>
+          <w:sz w:val="28"/>
+          <w:szCs w:val="28"/>
+        </w:rPr>
+        <w:t>Установка бюджета и его изменение</w:t>
+      </w:r>
+    </w:p>
+    <w:p>
+      <w:pPr>
+        <w:pStyle w:val="a3"/>
+        <w:numPr>
+          <w:ilvl w:val="0"/>
+          <w:numId w:val="3"/>
+        </w:numPr>
+        <w:rPr>
+          <w:b/>
+          <w:sz w:val="28"/>
+          <w:szCs w:val="28"/>
+        </w:rPr>
+      </w:pPr>
+      <w:r>
+        <w:rPr>
+          <w:sz w:val="28"/>
+          <w:szCs w:val="28"/>
+        </w:rPr>
+        <w:t>Добавление и удаление подписок</w:t>
+      </w:r>
+    </w:p>
+    <w:p>
+      <w:pPr>
+        <w:pStyle w:val="a3"/>
+        <w:numPr>
+          <w:ilvl w:val="0"/>
+          <w:numId w:val="3"/>
+        </w:numPr>
+        <w:rPr>
+          <w:b/>
+          <w:sz w:val="28"/>
+          <w:szCs w:val="28"/>
+        </w:rPr>
+      </w:pPr>
+      <w:r>
+        <w:rPr>
+          <w:sz w:val="28"/>
+          <w:szCs w:val="28"/>
+        </w:rPr>
+        <w:t>Просмотр баланса, состояния бюджета и потраченных средств</w:t>
+      </w:r>
+    </w:p>
+    <w:p>
+      <w:pPr>
+        <w:pStyle w:val="a3"/>
+        <w:numPr>
+          <w:ilvl w:val="0"/>
+          <w:numId w:val="3"/>
+        </w:numPr>
+        <w:rPr>
+          <w:b/>
+          <w:sz w:val="28"/>
+          <w:szCs w:val="28"/>
+        </w:rPr>
+      </w:pPr>
+      <w:r>
+        <w:rPr>
+          <w:sz w:val="28"/>
+          <w:szCs w:val="28"/>
+        </w:rPr>
+        <w:t>Сортировка списка транзакций</w:t>
+      </w:r>
+    </w:p>
+    <w:p>
+      <w:pPr>
+        <w:pStyle w:val="a3"/>
+        <w:numPr>
+          <w:ilvl w:val="0"/>
+          <w:numId w:val="3"/>
+        </w:numPr>
+        <w:rPr>
+          <w:b/>
+          <w:sz w:val="28"/>
+          <w:szCs w:val="28"/>
+        </w:rPr>
+      </w:pPr>
+      <w:r>
+        <w:rPr>
+          <w:sz w:val="28"/>
+          <w:szCs w:val="28"/>
+        </w:rPr>
+        <w:t>Просмотр отчёта за месяц и экспорт</w:t>
+      </w:r>
+    </w:p>
+    <w:p>
+      <w:pPr>
+        <w:rPr>
+          <w:b/>
+          <w:sz w:val="28"/>
+          <w:szCs w:val="28"/>
+        </w:rPr>
+      </w:pPr>
       <w:bookmarkStart w:id="0" w:name="_GoBack"/>
       <w:bookmarkEnd w:id="0"/>
+    </w:p>
+    <w:tbl>
+      <w:tblPr>
+        <w:tblStyle w:val="a4"/>
+        <w:tblW w:w="0" w:type="auto"/>
+        <w:tblLook w:val="04A0" w:firstRow="1" w:lastRow="0" w:firstColumn="1" w:lastColumn="0" w:noHBand="0" w:noVBand="1"/>
+      </w:tblPr>
+      <w:tblGrid>
+        <w:gridCol w:w="3366"/>
+        <w:gridCol w:w="3367"/>
+      </w:tblGrid>
+      <w:tr>
+        <w:trPr>
+          <w:trHeight w:val="457"/>
+        </w:trPr>
+        <w:tc>
+          <w:tcPr>
+            <w:tcW w:w="3366" w:type="dxa"/>
+          </w:tcPr>
+          <w:p>
+            <w:pPr>
+              <w:rPr>
+                <w:b/>
+                <w:sz w:val="28"/>
+                <w:szCs w:val="28"/>
+              </w:rPr>
+            </w:pPr>
+            <w:r>
+              <w:rPr>
+                <w:b/>
+                <w:sz w:val="28"/>
+                <w:szCs w:val="28"/>
+              </w:rPr>
+              <w:lastRenderedPageBreak/>
+              <w:t>Компонент</w:t>
+            </w:r>
+          </w:p>
+        </w:tc>
+        <w:tc>
+          <w:tcPr>
+            <w:tcW w:w="3367" w:type="dxa"/>
+          </w:tcPr>
+          <w:p>
+            <w:pPr>
+              <w:rPr>
+                <w:b/>
+                <w:sz w:val="28"/>
+                <w:szCs w:val="28"/>
+              </w:rPr>
+            </w:pPr>
+            <w:r>
+              <w:rPr>
+                <w:b/>
+                <w:sz w:val="28"/>
+                <w:szCs w:val="28"/>
+              </w:rPr>
+              <w:t>Технология</w:t>
+            </w:r>
+          </w:p>
+        </w:tc>
+      </w:tr>
+      <w:tr>
+        <w:trPr>
+          <w:trHeight w:val="457"/>
+        </w:trPr>
+        <w:tc>
+          <w:tcPr>
+            <w:tcW w:w="3366" w:type="dxa"/>
+          </w:tcPr>
+          <w:p>
+            <w:pPr>
+              <w:rPr>
+                <w:sz w:val="28"/>
+                <w:szCs w:val="28"/>
+              </w:rPr>
+            </w:pPr>
+            <w:r>
+              <w:rPr>
+                <w:sz w:val="28"/>
+                <w:szCs w:val="28"/>
+              </w:rPr>
+              <w:t>Язык программирования</w:t>
+            </w:r>
+          </w:p>
+        </w:tc>
+        <w:tc>
+          <w:tcPr>
+            <w:tcW w:w="3367" w:type="dxa"/>
+          </w:tcPr>
+          <w:p>
+            <w:pPr>
+              <w:rPr>
+                <w:sz w:val="28"/>
+                <w:szCs w:val="28"/>
+                <w:lang w:val="en-US"/>
+              </w:rPr>
+            </w:pPr>
+            <w:r>
+              <w:rPr>
+                <w:sz w:val="28"/>
+                <w:szCs w:val="28"/>
+                <w:lang w:val="en-US"/>
+              </w:rPr>
+              <w:t>C#</w:t>
+            </w:r>
+          </w:p>
+        </w:tc>
+      </w:tr>
+      <w:tr>
+        <w:trPr>
+          <w:trHeight w:val="457"/>
+        </w:trPr>
+        <w:tc>
+          <w:tcPr>
+            <w:tcW w:w="3366" w:type="dxa"/>
+          </w:tcPr>
+          <w:p>
+            <w:pPr>
+              <w:rPr>
+                <w:sz w:val="28"/>
+                <w:szCs w:val="28"/>
+                <w:lang w:val="en-US"/>
+              </w:rPr>
+            </w:pPr>
+            <w:r>
+              <w:rPr>
+                <w:sz w:val="28"/>
+                <w:szCs w:val="28"/>
+              </w:rPr>
+              <w:t xml:space="preserve">Интерфейс </w:t>
+            </w:r>
+            <w:r>
+              <w:rPr>
+                <w:sz w:val="28"/>
+                <w:szCs w:val="28"/>
+                <w:lang w:val="en-US"/>
+              </w:rPr>
+              <w:t>UI</w:t>
+            </w:r>
+          </w:p>
+        </w:tc>
+        <w:tc>
+          <w:tcPr>
+            <w:tcW w:w="3367" w:type="dxa"/>
+          </w:tcPr>
+          <w:p>
+            <w:pPr>
+              <w:rPr>
+                <w:sz w:val="28"/>
+                <w:szCs w:val="28"/>
+                <w:lang w:val="en-US"/>
+              </w:rPr>
+            </w:pPr>
+            <w:r>
+              <w:rPr>
+                <w:sz w:val="28"/>
+                <w:szCs w:val="28"/>
+                <w:lang w:val="en-US"/>
+              </w:rPr>
+              <w:t>Avalonia UI (MVVM)</w:t>
+            </w:r>
+          </w:p>
+        </w:tc>
+      </w:tr>
+      <w:tr>
+        <w:trPr>
+          <w:trHeight w:val="457"/>
+        </w:trPr>
+        <w:tc>
+          <w:tcPr>
+            <w:tcW w:w="3366" w:type="dxa"/>
+          </w:tcPr>
+          <w:p>
+            <w:pPr>
+              <w:rPr>
+                <w:sz w:val="28"/>
+                <w:szCs w:val="28"/>
+              </w:rPr>
+            </w:pPr>
+            <w:r>
+              <w:rPr>
+                <w:sz w:val="28"/>
+                <w:szCs w:val="28"/>
+              </w:rPr>
+              <w:t>База данных</w:t>
+            </w:r>
+          </w:p>
+        </w:tc>
+        <w:tc>
+          <w:tcPr>
+            <w:tcW w:w="3367" w:type="dxa"/>
+          </w:tcPr>
+          <w:p>
+            <w:pPr>
+              <w:rPr>
+                <w:sz w:val="28"/>
+                <w:szCs w:val="28"/>
+                <w:lang w:val="en-US"/>
+              </w:rPr>
+            </w:pPr>
+            <w:r>
+              <w:rPr>
+                <w:sz w:val="28"/>
+                <w:szCs w:val="28"/>
+                <w:lang w:val="en-US"/>
+              </w:rPr>
+              <w:t>PostgreSQL</w:t>
+            </w:r>
+          </w:p>
+        </w:tc>
+      </w:tr>
+      <w:tr>
+        <w:trPr>
+          <w:trHeight w:val="457"/>
+        </w:trPr>
+        <w:tc>
+          <w:tcPr>
+            <w:tcW w:w="3366" w:type="dxa"/>
+          </w:tcPr>
+          <w:p>
+            <w:pPr>
+              <w:rPr>
+                <w:sz w:val="28"/>
+                <w:szCs w:val="28"/>
+                <w:lang w:val="en-US"/>
+              </w:rPr>
+            </w:pPr>
+            <w:r>
+              <w:rPr>
+                <w:sz w:val="28"/>
+                <w:szCs w:val="28"/>
+                <w:lang w:val="en-US"/>
+              </w:rPr>
+              <w:t>ORM</w:t>
+            </w:r>
+          </w:p>
+        </w:tc>
+        <w:tc>
+          <w:tcPr>
+            <w:tcW w:w="3367" w:type="dxa"/>
+          </w:tcPr>
+          <w:p>
+            <w:pPr>
+              <w:rPr>
+                <w:sz w:val="28"/>
+                <w:szCs w:val="28"/>
+                <w:lang w:val="en-US"/>
+              </w:rPr>
+            </w:pPr>
+            <w:r>
+              <w:rPr>
+                <w:sz w:val="28"/>
+                <w:szCs w:val="28"/>
+                <w:lang w:val="en-US"/>
+              </w:rPr>
+              <w:t>Entity Framework Core</w:t>
+            </w:r>
+          </w:p>
+        </w:tc>
+      </w:tr>
+      <w:tr>
+        <w:trPr>
+          <w:trHeight w:val="457"/>
+        </w:trPr>
+        <w:tc>
+          <w:tcPr>
+            <w:tcW w:w="3366" w:type="dxa"/>
+          </w:tcPr>
+          <w:p>
+            <w:pPr>
+              <w:rPr>
+                <w:sz w:val="28"/>
+                <w:szCs w:val="28"/>
+              </w:rPr>
+            </w:pPr>
+            <w:r>
+              <w:rPr>
+                <w:sz w:val="28"/>
+                <w:szCs w:val="28"/>
+              </w:rPr>
+              <w:t>Хеширование</w:t>
+            </w:r>
+          </w:p>
+        </w:tc>
+        <w:tc>
+          <w:tcPr>
+            <w:tcW w:w="3367" w:type="dxa"/>
+          </w:tcPr>
+          <w:p>
+            <w:pPr>
+              <w:rPr>
+                <w:sz w:val="28"/>
+                <w:szCs w:val="28"/>
+                <w:lang w:val="en-US"/>
+              </w:rPr>
+            </w:pPr>
+            <w:proofErr w:type="spellStart"/>
+            <w:r>
+              <w:rPr>
+                <w:sz w:val="28"/>
+                <w:szCs w:val="28"/>
+                <w:lang w:val="en-US"/>
+              </w:rPr>
+              <w:t>BCrypt</w:t>
+            </w:r>
+            <w:proofErr w:type="spellEnd"/>
+          </w:p>
+        </w:tc>
+      </w:tr>
+      <w:tr>
+        <w:trPr>
+          <w:trHeight w:val="457"/>
+        </w:trPr>
+        <w:tc>
+          <w:tcPr>
+            <w:tcW w:w="3366" w:type="dxa"/>
+          </w:tcPr>
+          <w:p>
+            <w:pPr>
+              <w:rPr>
+                <w:sz w:val="28"/>
+                <w:szCs w:val="28"/>
+              </w:rPr>
+            </w:pPr>
+            <w:r>
+              <w:rPr>
+                <w:sz w:val="28"/>
+                <w:szCs w:val="28"/>
+              </w:rPr>
+              <w:t>Экспорт</w:t>
+            </w:r>
+          </w:p>
+        </w:tc>
+        <w:tc>
+          <w:tcPr>
+            <w:tcW w:w="3367" w:type="dxa"/>
+          </w:tcPr>
+          <w:p>
+            <w:pPr>
+              <w:rPr>
+                <w:sz w:val="28"/>
+                <w:szCs w:val="28"/>
+                <w:lang w:val="en-US"/>
+              </w:rPr>
+            </w:pPr>
+            <w:r>
+              <w:rPr>
+                <w:sz w:val="28"/>
+                <w:szCs w:val="28"/>
+                <w:lang w:val="en-US"/>
+              </w:rPr>
+              <w:t>Docker</w:t>
+            </w:r>
+          </w:p>
+        </w:tc>
+      </w:tr>
+      <w:tr>
+        <w:trPr>
+          <w:trHeight w:val="457"/>
+        </w:trPr>
+        <w:tc>
+          <w:tcPr>
+            <w:tcW w:w="3366" w:type="dxa"/>
+          </w:tcPr>
+          <w:p>
+            <w:pPr>
+              <w:rPr>
+                <w:sz w:val="28"/>
+                <w:szCs w:val="28"/>
+              </w:rPr>
+            </w:pPr>
+            <w:r>
+              <w:rPr>
+                <w:sz w:val="28"/>
+                <w:szCs w:val="28"/>
+              </w:rPr>
+              <w:t>Сборка</w:t>
+            </w:r>
+          </w:p>
+        </w:tc>
+        <w:tc>
+          <w:tcPr>
+            <w:tcW w:w="3367" w:type="dxa"/>
+          </w:tcPr>
+          <w:p>
+            <w:pPr>
+              <w:rPr>
+                <w:sz w:val="28"/>
+                <w:szCs w:val="28"/>
+                <w:lang w:val="en-US"/>
+              </w:rPr>
+            </w:pPr>
+            <w:proofErr w:type="spellStart"/>
+            <w:r>
+              <w:rPr>
+                <w:sz w:val="28"/>
+                <w:szCs w:val="28"/>
+                <w:lang w:val="en-US"/>
+              </w:rPr>
+              <w:t>dotnet</w:t>
+            </w:r>
+            <w:proofErr w:type="spellEnd"/>
+            <w:r>
+              <w:rPr>
+                <w:sz w:val="28"/>
+                <w:szCs w:val="28"/>
+                <w:lang w:val="en-US"/>
+              </w:rPr>
+              <w:t xml:space="preserve"> publish –r win-x64</w:t>
+            </w:r>
+          </w:p>
+        </w:tc>
+      </w:tr>
+      <w:tr>
+        <w:trPr>
+          <w:trHeight w:val="457"/>
+        </w:trPr>
+        <w:tc>
+          <w:tcPr>
+            <w:tcW w:w="3366" w:type="dxa"/>
+          </w:tcPr>
+          <w:p>
+            <w:pPr>
+              <w:rPr>
+                <w:sz w:val="28"/>
+                <w:szCs w:val="28"/>
+              </w:rPr>
+            </w:pPr>
+            <w:r>
+              <w:rPr>
+                <w:sz w:val="28"/>
+                <w:szCs w:val="28"/>
+              </w:rPr>
+              <w:t>Менеджер пакетов</w:t>
+            </w:r>
+          </w:p>
+        </w:tc>
+        <w:tc>
+          <w:tcPr>
+            <w:tcW w:w="3367" w:type="dxa"/>
+          </w:tcPr>
+          <w:p>
+            <w:pPr>
+              <w:rPr>
+                <w:sz w:val="28"/>
+                <w:szCs w:val="28"/>
+                <w:lang w:val="en-US"/>
+              </w:rPr>
+            </w:pPr>
+            <w:proofErr w:type="spellStart"/>
+            <w:r>
+              <w:rPr>
+                <w:sz w:val="28"/>
+                <w:szCs w:val="28"/>
+                <w:lang w:val="en-US"/>
+              </w:rPr>
+              <w:t>NuGet</w:t>
+            </w:r>
+            <w:proofErr w:type="spellEnd"/>
+          </w:p>
+        </w:tc>
+      </w:tr>
+      <w:tr>
+        <w:trPr>
+          <w:trHeight w:val="457"/>
+        </w:trPr>
+        <w:tc>
+          <w:tcPr>
+            <w:tcW w:w="3366" w:type="dxa"/>
+          </w:tcPr>
+          <w:p>
+            <w:pPr>
+              <w:rPr>
+                <w:sz w:val="28"/>
+                <w:szCs w:val="28"/>
+                <w:lang w:val="en-US"/>
+              </w:rPr>
+            </w:pPr>
+            <w:r>
+              <w:rPr>
+                <w:sz w:val="28"/>
+                <w:szCs w:val="28"/>
+                <w:lang w:val="en-US"/>
+              </w:rPr>
+              <w:t>VCS</w:t>
+            </w:r>
+          </w:p>
+        </w:tc>
+        <w:tc>
+          <w:tcPr>
+            <w:tcW w:w="3367" w:type="dxa"/>
+          </w:tcPr>
+          <w:p>
+            <w:pPr>
+              <w:rPr>
+                <w:sz w:val="28"/>
+                <w:szCs w:val="28"/>
+                <w:lang w:val="en-US"/>
+              </w:rPr>
+            </w:pPr>
+            <w:r>
+              <w:rPr>
+                <w:sz w:val="28"/>
+                <w:szCs w:val="28"/>
+                <w:lang w:val="en-US"/>
+              </w:rPr>
+              <w:t>GitHub</w:t>
+            </w:r>
+          </w:p>
+        </w:tc>
+      </w:tr>
+    </w:tbl>
+    <w:p>
+      <w:pPr>
+        <w:rPr>
+          <w:b/>
+          <w:sz w:val="28"/>
+          <w:szCs w:val="28"/>
+        </w:rPr>
+      </w:pPr>
+    </w:p>
+    <w:p>
+      <w:pPr>
+        <w:rPr>
+          <w:b/>
+          <w:sz w:val="28"/>
+          <w:szCs w:val="28"/>
+        </w:rPr>
+      </w:pPr>
+      <w:r>
+        <w:rPr>
+          <w:b/>
+          <w:sz w:val="28"/>
+          <w:szCs w:val="28"/>
+        </w:rPr>
+        <w:t>Структура проекта</w:t>
+      </w:r>
+    </w:p>
+    <w:p>
+      <w:pPr>
+        <w:rPr>
+          <w:b/>
+          <w:sz w:val="28"/>
+          <w:szCs w:val="28"/>
+        </w:rPr>
+      </w:pPr>
+      <w:r>
+        <w:rPr>
+          <w:b/>
+          <w:sz w:val="28"/>
+          <w:szCs w:val="28"/>
+        </w:rPr>
+        <w:drawing>
+          <wp:inline distT="0" distB="0" distL="0" distR="0" wp14:anchorId="47BBB773" wp14:editId="0779A23A">
+            <wp:extent cx="3108960" cy="5339300"/>
+            <wp:effectExtent l="0" t="0" r="0" b="0"/>
+            <wp:docPr id="1" name="Рисунок 1"/>
+            <wp:cNvGraphicFramePr>
+              <a:graphicFrameLocks xmlns:a="http://schemas.openxmlformats.org/drawingml/2006/main" noChangeAspect="1"/>
+            </wp:cNvGraphicFramePr>
+            <a:graphic xmlns:a="http://schemas.openxmlformats.org/drawingml/2006/main">
+              <a:graphicData uri="http://schemas.openxmlformats.org/drawingml/2006/picture">
+                <pic:pic xmlns:pic="http://schemas.openxmlformats.org/drawingml/2006/picture">
+                  <pic:nvPicPr>
+                    <pic:cNvPr id="1" name=""/>
+                    <pic:cNvPicPr/>
+                  </pic:nvPicPr>
+                  <pic:blipFill>
+                    <a:blip r:embed="rId6"/>
+                    <a:stretch>
+                      <a:fillRect/>
+                    </a:stretch>
+                  </pic:blipFill>
+                  <pic:spPr>
+                    <a:xfrm>
+                      <a:off x="0" y="0"/>
+                      <a:ext cx="3142242" cy="5396457"/>
+                    </a:xfrm>
+                    <a:prstGeom prst="rect">
+                      <a:avLst/>
+                    </a:prstGeom>
+                  </pic:spPr>
+                </pic:pic>
+              </a:graphicData>
+            </a:graphic>
+          </wp:inline>
+        </w:drawing>
+      </w:r>
     </w:p>
     <w:sectPr>
       <w:pgSz w:w="11906" w:h="16838"/>
@@ -750,6 +2189,232 @@
 <file path=word/numbering.xml><?xml version="1.0" encoding="utf-8"?>
 <w:numbering xmlns:wpc="http://schemas.microsoft.com/office/word/2010/wordprocessingCanvas" xmlns:mc="http://schemas.openxmlformats.org/markup-compatibility/2006" xmlns:o="urn:schemas-microsoft-com:office:office" xmlns:r="http://schemas.openxmlformats.org/officeDocument/2006/relationships" xmlns:m="http://schemas.openxmlformats.org/officeDocument/2006/math" xmlns:v="urn:schemas-microsoft-com:vml" xmlns:wp14="http://schemas.microsoft.com/office/word/2010/wordprocessingDrawing" xmlns:wp="http://schemas.openxmlformats.org/drawingml/2006/wordprocessingDrawing" xmlns:w10="urn:schemas-microsoft-com:office:word" xmlns:w="http://schemas.openxmlformats.org/wordprocessingml/2006/main" xmlns:w14="http://schemas.microsoft.com/office/word/2010/wordml" xmlns:w15="http://schemas.microsoft.com/office/word/2012/wordml" xmlns:wpg="http://schemas.microsoft.com/office/word/2010/wordprocessingGroup" xmlns:wpi="http://schemas.microsoft.com/office/word/2010/wordprocessingInk" xmlns:wne="http://schemas.microsoft.com/office/word/2006/wordml" xmlns:wps="http://schemas.microsoft.com/office/word/2010/wordprocessingShape" mc:Ignorable="w14 w15 wp14">
   <w:abstractNum w:abstractNumId="0" w15:restartNumberingAfterBreak="0">
+    <w:nsid w:val="2C5F70B0"/>
+    <w:multiLevelType w:val="multilevel"/>
+    <w:tmpl w:val="B6DCC63A"/>
+    <w:lvl w:ilvl="0">
+      <w:start w:val="1"/>
+      <w:numFmt w:val="decimal"/>
+      <w:lvlText w:val="%1)"/>
+      <w:lvlJc w:val="left"/>
+      <w:pPr>
+        <w:ind w:left="360" w:hanging="360"/>
+      </w:pPr>
+      <w:rPr>
+        <w:rFonts w:hint="default"/>
+      </w:rPr>
+    </w:lvl>
+    <w:lvl w:ilvl="1">
+      <w:start w:val="1"/>
+      <w:numFmt w:val="lowerLetter"/>
+      <w:lvlText w:val="%2)"/>
+      <w:lvlJc w:val="left"/>
+      <w:pPr>
+        <w:ind w:left="720" w:hanging="360"/>
+      </w:pPr>
+      <w:rPr>
+        <w:rFonts w:hint="default"/>
+      </w:rPr>
+    </w:lvl>
+    <w:lvl w:ilvl="2">
+      <w:start w:val="1"/>
+      <w:numFmt w:val="lowerRoman"/>
+      <w:lvlText w:val="%3)"/>
+      <w:lvlJc w:val="left"/>
+      <w:pPr>
+        <w:ind w:left="1080" w:hanging="360"/>
+      </w:pPr>
+      <w:rPr>
+        <w:rFonts w:hint="default"/>
+      </w:rPr>
+    </w:lvl>
+    <w:lvl w:ilvl="3">
+      <w:start w:val="1"/>
+      <w:numFmt w:val="decimal"/>
+      <w:lvlText w:val="(%4)"/>
+      <w:lvlJc w:val="left"/>
+      <w:pPr>
+        <w:ind w:left="1440" w:hanging="360"/>
+      </w:pPr>
+      <w:rPr>
+        <w:rFonts w:hint="default"/>
+      </w:rPr>
+    </w:lvl>
+    <w:lvl w:ilvl="4">
+      <w:start w:val="1"/>
+      <w:numFmt w:val="lowerLetter"/>
+      <w:lvlText w:val="(%5)"/>
+      <w:lvlJc w:val="left"/>
+      <w:pPr>
+        <w:ind w:left="1800" w:hanging="360"/>
+      </w:pPr>
+      <w:rPr>
+        <w:rFonts w:hint="default"/>
+      </w:rPr>
+    </w:lvl>
+    <w:lvl w:ilvl="5">
+      <w:start w:val="1"/>
+      <w:numFmt w:val="lowerRoman"/>
+      <w:lvlText w:val="(%6)"/>
+      <w:lvlJc w:val="left"/>
+      <w:pPr>
+        <w:ind w:left="2160" w:hanging="360"/>
+      </w:pPr>
+      <w:rPr>
+        <w:rFonts w:hint="default"/>
+      </w:rPr>
+    </w:lvl>
+    <w:lvl w:ilvl="6">
+      <w:start w:val="1"/>
+      <w:numFmt w:val="decimal"/>
+      <w:lvlText w:val="%7."/>
+      <w:lvlJc w:val="left"/>
+      <w:pPr>
+        <w:ind w:left="2520" w:hanging="360"/>
+      </w:pPr>
+      <w:rPr>
+        <w:rFonts w:hint="default"/>
+      </w:rPr>
+    </w:lvl>
+    <w:lvl w:ilvl="7">
+      <w:start w:val="1"/>
+      <w:numFmt w:val="lowerLetter"/>
+      <w:lvlText w:val="%8."/>
+      <w:lvlJc w:val="left"/>
+      <w:pPr>
+        <w:ind w:left="2880" w:hanging="360"/>
+      </w:pPr>
+      <w:rPr>
+        <w:rFonts w:hint="default"/>
+      </w:rPr>
+    </w:lvl>
+    <w:lvl w:ilvl="8">
+      <w:start w:val="1"/>
+      <w:numFmt w:val="lowerRoman"/>
+      <w:lvlText w:val="%9."/>
+      <w:lvlJc w:val="left"/>
+      <w:pPr>
+        <w:ind w:left="3240" w:hanging="360"/>
+      </w:pPr>
+      <w:rPr>
+        <w:rFonts w:hint="default"/>
+      </w:rPr>
+    </w:lvl>
+  </w:abstractNum>
+  <w:abstractNum w:abstractNumId="1" w15:restartNumberingAfterBreak="0">
+    <w:nsid w:val="3EB97EBE"/>
+    <w:multiLevelType w:val="hybridMultilevel"/>
+    <w:tmpl w:val="0D5AA056"/>
+    <w:lvl w:ilvl="0" w:tplc="04190001">
+      <w:start w:val="1"/>
+      <w:numFmt w:val="bullet"/>
+      <w:lvlText w:val=""/>
+      <w:lvlJc w:val="left"/>
+      <w:pPr>
+        <w:ind w:left="720" w:hanging="360"/>
+      </w:pPr>
+      <w:rPr>
+        <w:rFonts w:ascii="Symbol" w:hAnsi="Symbol" w:hint="default"/>
+      </w:rPr>
+    </w:lvl>
+    <w:lvl w:ilvl="1" w:tplc="04190003" w:tentative="1">
+      <w:start w:val="1"/>
+      <w:numFmt w:val="bullet"/>
+      <w:lvlText w:val="o"/>
+      <w:lvlJc w:val="left"/>
+      <w:pPr>
+        <w:ind w:left="1440" w:hanging="360"/>
+      </w:pPr>
+      <w:rPr>
+        <w:rFonts w:ascii="Courier New" w:hAnsi="Courier New" w:cs="Courier New" w:hint="default"/>
+      </w:rPr>
+    </w:lvl>
+    <w:lvl w:ilvl="2" w:tplc="04190005" w:tentative="1">
+      <w:start w:val="1"/>
+      <w:numFmt w:val="bullet"/>
+      <w:lvlText w:val=""/>
+      <w:lvlJc w:val="left"/>
+      <w:pPr>
+        <w:ind w:left="2160" w:hanging="360"/>
+      </w:pPr>
+      <w:rPr>
+        <w:rFonts w:ascii="Wingdings" w:hAnsi="Wingdings" w:hint="default"/>
+      </w:rPr>
+    </w:lvl>
+    <w:lvl w:ilvl="3" w:tplc="04190001" w:tentative="1">
+      <w:start w:val="1"/>
+      <w:numFmt w:val="bullet"/>
+      <w:lvlText w:val=""/>
+      <w:lvlJc w:val="left"/>
+      <w:pPr>
+        <w:ind w:left="2880" w:hanging="360"/>
+      </w:pPr>
+      <w:rPr>
+        <w:rFonts w:ascii="Symbol" w:hAnsi="Symbol" w:hint="default"/>
+      </w:rPr>
+    </w:lvl>
+    <w:lvl w:ilvl="4" w:tplc="04190003" w:tentative="1">
+      <w:start w:val="1"/>
+      <w:numFmt w:val="bullet"/>
+      <w:lvlText w:val="o"/>
+      <w:lvlJc w:val="left"/>
+      <w:pPr>
+        <w:ind w:left="3600" w:hanging="360"/>
+      </w:pPr>
+      <w:rPr>
+        <w:rFonts w:ascii="Courier New" w:hAnsi="Courier New" w:cs="Courier New" w:hint="default"/>
+      </w:rPr>
+    </w:lvl>
+    <w:lvl w:ilvl="5" w:tplc="04190005" w:tentative="1">
+      <w:start w:val="1"/>
+      <w:numFmt w:val="bullet"/>
+      <w:lvlText w:val=""/>
+      <w:lvlJc w:val="left"/>
+      <w:pPr>
+        <w:ind w:left="4320" w:hanging="360"/>
+      </w:pPr>
+      <w:rPr>
+        <w:rFonts w:ascii="Wingdings" w:hAnsi="Wingdings" w:hint="default"/>
+      </w:rPr>
+    </w:lvl>
+    <w:lvl w:ilvl="6" w:tplc="04190001" w:tentative="1">
+      <w:start w:val="1"/>
+      <w:numFmt w:val="bullet"/>
+      <w:lvlText w:val=""/>
+      <w:lvlJc w:val="left"/>
+      <w:pPr>
+        <w:ind w:left="5040" w:hanging="360"/>
+      </w:pPr>
+      <w:rPr>
+        <w:rFonts w:ascii="Symbol" w:hAnsi="Symbol" w:hint="default"/>
+      </w:rPr>
+    </w:lvl>
+    <w:lvl w:ilvl="7" w:tplc="04190003" w:tentative="1">
+      <w:start w:val="1"/>
+      <w:numFmt w:val="bullet"/>
+      <w:lvlText w:val="o"/>
+      <w:lvlJc w:val="left"/>
+      <w:pPr>
+        <w:ind w:left="5760" w:hanging="360"/>
+      </w:pPr>
+      <w:rPr>
+        <w:rFonts w:ascii="Courier New" w:hAnsi="Courier New" w:cs="Courier New" w:hint="default"/>
+      </w:rPr>
+    </w:lvl>
+    <w:lvl w:ilvl="8" w:tplc="04190005" w:tentative="1">
+      <w:start w:val="1"/>
+      <w:numFmt w:val="bullet"/>
+      <w:lvlText w:val=""/>
+      <w:lvlJc w:val="left"/>
+      <w:pPr>
+        <w:ind w:left="6480" w:hanging="360"/>
+      </w:pPr>
+      <w:rPr>
+        <w:rFonts w:ascii="Wingdings" w:hAnsi="Wingdings" w:hint="default"/>
+      </w:rPr>
+    </w:lvl>
+  </w:abstractNum>
+  <w:abstractNum w:abstractNumId="2" w15:restartNumberingAfterBreak="0">
     <w:nsid w:val="6FE608C3"/>
     <w:multiLevelType w:val="hybridMultilevel"/>
     <w:tmpl w:val="9F7E39CC"/>
@@ -840,7 +2505,13 @@
     </w:lvl>
   </w:abstractNum>
   <w:num w:numId="1">
+    <w:abstractNumId w:val="2"/>
+  </w:num>
+  <w:num w:numId="2">
     <w:abstractNumId w:val="0"/>
+  </w:num>
+  <w:num w:numId="3">
+    <w:abstractNumId w:val="1"/>
   </w:num>
 </w:numbering>
 </file>
@@ -1239,6 +2910,29 @@
     <w:name w:val="Normal"/>
     <w:qFormat/>
   </w:style>
+  <w:style w:type="paragraph" w:styleId="2">
+    <w:name w:val="heading 2"/>
+    <w:basedOn w:val="a"/>
+    <w:next w:val="a"/>
+    <w:link w:val="20"/>
+    <w:uiPriority w:val="9"/>
+    <w:semiHidden/>
+    <w:unhideWhenUsed/>
+    <w:qFormat/>
+    <w:rsid w:val="0089301D"/>
+    <w:pPr>
+      <w:keepNext/>
+      <w:keepLines/>
+      <w:spacing w:before="40" w:after="0"/>
+      <w:outlineLvl w:val="1"/>
+    </w:pPr>
+    <w:rPr>
+      <w:rFonts w:asciiTheme="majorHAnsi" w:eastAsiaTheme="majorEastAsia" w:hAnsiTheme="majorHAnsi" w:cstheme="majorBidi"/>
+      <w:color w:val="2E74B5" w:themeColor="accent1" w:themeShade="BF"/>
+      <w:sz w:val="26"/>
+      <w:szCs w:val="26"/>
+    </w:rPr>
+  </w:style>
   <w:style w:type="paragraph" w:styleId="3">
     <w:name w:val="heading 3"/>
     <w:basedOn w:val="a"/>
@@ -1311,6 +3005,52 @@
       <w:ind w:left="720"/>
       <w:contextualSpacing/>
     </w:pPr>
+  </w:style>
+  <w:style w:type="character" w:customStyle="1" w:styleId="20">
+    <w:name w:val="Заголовок 2 Знак"/>
+    <w:basedOn w:val="a0"/>
+    <w:link w:val="2"/>
+    <w:uiPriority w:val="9"/>
+    <w:semiHidden/>
+    <w:rsid w:val="0089301D"/>
+    <w:rPr>
+      <w:rFonts w:asciiTheme="majorHAnsi" w:eastAsiaTheme="majorEastAsia" w:hAnsiTheme="majorHAnsi" w:cstheme="majorBidi"/>
+      <w:color w:val="2E74B5" w:themeColor="accent1" w:themeShade="BF"/>
+      <w:sz w:val="26"/>
+      <w:szCs w:val="26"/>
+    </w:rPr>
+  </w:style>
+  <w:style w:type="character" w:styleId="HTML">
+    <w:name w:val="HTML Code"/>
+    <w:basedOn w:val="a0"/>
+    <w:uiPriority w:val="99"/>
+    <w:semiHidden/>
+    <w:unhideWhenUsed/>
+    <w:rsid w:val="0089301D"/>
+    <w:rPr>
+      <w:rFonts w:ascii="Courier New" w:eastAsia="Times New Roman" w:hAnsi="Courier New" w:cs="Courier New"/>
+      <w:sz w:val="20"/>
+      <w:szCs w:val="20"/>
+    </w:rPr>
+  </w:style>
+  <w:style w:type="table" w:styleId="a4">
+    <w:name w:val="Table Grid"/>
+    <w:basedOn w:val="a1"/>
+    <w:uiPriority w:val="39"/>
+    <w:rsid w:val="0089301D"/>
+    <w:pPr>
+      <w:spacing w:after="0" w:line="240" w:lineRule="auto"/>
+    </w:pPr>
+    <w:tblPr>
+      <w:tblBorders>
+        <w:top w:val="single" w:sz="4" w:space="0" w:color="auto"/>
+        <w:left w:val="single" w:sz="4" w:space="0" w:color="auto"/>
+        <w:bottom w:val="single" w:sz="4" w:space="0" w:color="auto"/>
+        <w:right w:val="single" w:sz="4" w:space="0" w:color="auto"/>
+        <w:insideH w:val="single" w:sz="4" w:space="0" w:color="auto"/>
+        <w:insideV w:val="single" w:sz="4" w:space="0" w:color="auto"/>
+      </w:tblBorders>
+    </w:tblPr>
   </w:style>
 </w:styles>
 </file>
@@ -1581,7 +3321,7 @@
 </file>
 
 <file path=customXml/itemProps1.xml><?xml version="1.0" encoding="utf-8"?>
-<ds:datastoreItem xmlns:ds="http://schemas.openxmlformats.org/officeDocument/2006/customXml" ds:itemID="{4603E21A-F4E8-4F04-AAF6-B5CEE3703FE0}">
+<ds:datastoreItem xmlns:ds="http://schemas.openxmlformats.org/officeDocument/2006/customXml" ds:itemID="{A3E52FC7-DAFD-43E6-BA96-ED030118B4BF}">
   <ds:schemaRefs>
     <ds:schemaRef ds:uri="http://schemas.openxmlformats.org/officeDocument/2006/bibliography"/>
   </ds:schemaRefs>
